--- a/tillsyn/A 12193-2026 tillsynsbegäran.docx
+++ b/tillsyn/A 12193-2026 tillsynsbegäran.docx
@@ -499,7 +499,7 @@
     <w:r>
       <w:tab/>
       <w:tab/>
-      <w:t>2026-04-27</w:t>
+      <w:t>2026-04-28</w:t>
       <w:br/>
       <w:br/>
     </w:r>

--- a/tillsyn/A 12193-2026 tillsynsbegäran.docx
+++ b/tillsyn/A 12193-2026 tillsynsbegäran.docx
@@ -499,7 +499,7 @@
     <w:r>
       <w:tab/>
       <w:tab/>
-      <w:t>2026-04-28</w:t>
+      <w:t>2026-04-29</w:t>
       <w:br/>
       <w:br/>
     </w:r>

--- a/tillsyn/A 12193-2026 tillsynsbegäran.docx
+++ b/tillsyn/A 12193-2026 tillsynsbegäran.docx
@@ -499,7 +499,7 @@
     <w:r>
       <w:tab/>
       <w:tab/>
-      <w:t>2026-04-29</w:t>
+      <w:t>2026-04-30</w:t>
       <w:br/>
       <w:br/>
     </w:r>

--- a/tillsyn/A 12193-2026 tillsynsbegäran.docx
+++ b/tillsyn/A 12193-2026 tillsynsbegäran.docx
@@ -499,7 +499,7 @@
     <w:r>
       <w:tab/>
       <w:tab/>
-      <w:t>2026-04-30</w:t>
+      <w:t>2026-05-01</w:t>
       <w:br/>
       <w:br/>
     </w:r>

--- a/tillsyn/A 12193-2026 tillsynsbegäran.docx
+++ b/tillsyn/A 12193-2026 tillsynsbegäran.docx
@@ -499,7 +499,7 @@
     <w:r>
       <w:tab/>
       <w:tab/>
-      <w:t>2026-05-01</w:t>
+      <w:t>2026-05-02</w:t>
       <w:br/>
       <w:br/>
     </w:r>

--- a/tillsyn/A 12193-2026 tillsynsbegäran.docx
+++ b/tillsyn/A 12193-2026 tillsynsbegäran.docx
@@ -499,7 +499,7 @@
     <w:r>
       <w:tab/>
       <w:tab/>
-      <w:t>2026-05-02</w:t>
+      <w:t>2026-05-03</w:t>
       <w:br/>
       <w:br/>
     </w:r>

--- a/tillsyn/A 12193-2026 tillsynsbegäran.docx
+++ b/tillsyn/A 12193-2026 tillsynsbegäran.docx
@@ -499,7 +499,7 @@
     <w:r>
       <w:tab/>
       <w:tab/>
-      <w:t>2026-05-03</w:t>
+      <w:t>2026-05-04</w:t>
       <w:br/>
       <w:br/>
     </w:r>

--- a/tillsyn/A 12193-2026 tillsynsbegäran.docx
+++ b/tillsyn/A 12193-2026 tillsynsbegäran.docx
@@ -499,7 +499,7 @@
     <w:r>
       <w:tab/>
       <w:tab/>
-      <w:t>2026-05-16</w:t>
+      <w:t>2026-05-17</w:t>
       <w:br/>
       <w:br/>
     </w:r>

--- a/tillsyn/A 12193-2026 tillsynsbegäran.docx
+++ b/tillsyn/A 12193-2026 tillsynsbegäran.docx
@@ -499,7 +499,7 @@
     <w:r>
       <w:tab/>
       <w:tab/>
-      <w:t>2026-05-17</w:t>
+      <w:t>2026-05-18</w:t>
       <w:br/>
       <w:br/>
     </w:r>

--- a/tillsyn/A 12193-2026 tillsynsbegäran.docx
+++ b/tillsyn/A 12193-2026 tillsynsbegäran.docx
@@ -499,7 +499,7 @@
     <w:r>
       <w:tab/>
       <w:tab/>
-      <w:t>2026-06-15</w:t>
+      <w:t>2026-06-16</w:t>
       <w:br/>
       <w:br/>
     </w:r>

--- a/tillsyn/A 12193-2026 tillsynsbegäran.docx
+++ b/tillsyn/A 12193-2026 tillsynsbegäran.docx
@@ -499,7 +499,7 @@
     <w:r>
       <w:tab/>
       <w:tab/>
-      <w:t>2026-06-16</w:t>
+      <w:t>2026-06-17</w:t>
       <w:br/>
       <w:br/>
     </w:r>

--- a/tillsyn/A 12193-2026 tillsynsbegäran.docx
+++ b/tillsyn/A 12193-2026 tillsynsbegäran.docx
@@ -1,6 +1,6 @@
 
 <file path=word/document.xml><?xml version="1.0" encoding="utf-8"?>
-<w:document xmlns:wpc="http://schemas.microsoft.com/office/word/2010/wordprocessingCanvas" xmlns:cx="http://schemas.microsoft.com/office/drawing/2014/chartex" xmlns:cx1="http://schemas.microsoft.com/office/drawing/2015/9/8/chartex" xmlns:cx2="http://schemas.microsoft.com/office/drawing/2015/10/21/chartex" xmlns:cx3="http://schemas.microsoft.com/office/drawing/2016/5/9/chartex" xmlns:cx4="http://schemas.microsoft.com/office/drawing/2016/5/10/chartex" xmlns:cx5="http://schemas.microsoft.com/office/drawing/2016/5/11/chartex" xmlns:cx6="http://schemas.microsoft.com/office/drawing/2016/5/12/chartex" xmlns:cx7="http://schemas.microsoft.com/office/drawing/2016/5/13/chartex" xmlns:cx8="http://schemas.microsoft.com/office/drawing/2016/5/14/chartex" xmlns:mc="http://schemas.openxmlformats.org/markup-compatibility/2006" xmlns:aink="http://schemas.microsoft.com/office/drawing/2016/ink" xmlns:am3d="http://schemas.microsoft.com/office/drawing/2017/model3d" xmlns:o="urn:schemas-microsoft-com:office:office" xmlns:oel="http://schemas.microsoft.com/office/2019/extlst" xmlns:r="http://schemas.openxmlformats.org/officeDocument/2006/relationships" xmlns:m="http://schemas.openxmlformats.org/officeDocument/2006/math" xmlns:v="urn:schemas-microsoft-com:vml" xmlns:wp14="http://schemas.microsoft.com/office/word/2010/wordprocessingDrawing" xmlns:wp="http://schemas.openxmlformats.org/drawingml/2006/wordprocessingDrawing" xmlns:w10="urn:schemas-microsoft-com:office:word" xmlns:w="http://schemas.openxmlformats.org/wordprocessingml/2006/main" xmlns:w14="http://schemas.microsoft.com/office/word/2010/wordml" xmlns:w15="http://schemas.microsoft.com/office/word/2012/wordml" xmlns:w16cex="http://schemas.microsoft.com/office/word/2018/wordml/cex" xmlns:w16cid="http://schemas.microsoft.com/office/word/2016/wordml/cid" xmlns:w16="http://schemas.microsoft.com/office/word/2018/wordml" xmlns:w16sdtdh="http://schemas.microsoft.com/office/word/2020/wordml/sdtdatahash" xmlns:w16se="http://schemas.microsoft.com/office/word/2015/wordml/symex" xmlns:wpg="http://schemas.microsoft.com/office/word/2010/wordprocessingGroup" xmlns:wpi="http://schemas.microsoft.com/office/word/2010/wordprocessingInk" xmlns:wne="http://schemas.microsoft.com/office/word/2006/wordml" xmlns:wps="http://schemas.microsoft.com/office/word/2010/wordprocessingShape" mc:Ignorable="w14 w15 w16se w16cid w16 w16cex w16sdtdh wp14">
+<w:document xmlns:wpc="http://schemas.microsoft.com/office/word/2010/wordprocessingCanvas" xmlns:cx="http://schemas.microsoft.com/office/drawing/2014/chartex" xmlns:cx1="http://schemas.microsoft.com/office/drawing/2015/9/8/chartex" xmlns:cx2="http://schemas.microsoft.com/office/drawing/2015/10/21/chartex" xmlns:cx3="http://schemas.microsoft.com/office/drawing/2016/5/9/chartex" xmlns:cx4="http://schemas.microsoft.com/office/drawing/2016/5/10/chartex" xmlns:cx5="http://schemas.microsoft.com/office/drawing/2016/5/11/chartex" xmlns:cx6="http://schemas.microsoft.com/office/drawing/2016/5/12/chartex" xmlns:cx7="http://schemas.microsoft.com/office/drawing/2016/5/13/chartex" xmlns:cx8="http://schemas.microsoft.com/office/drawing/2016/5/14/chartex" xmlns:mc="http://schemas.openxmlformats.org/markup-compatibility/2006" xmlns:aink="http://schemas.microsoft.com/office/drawing/2016/ink" xmlns:am3d="http://schemas.microsoft.com/office/drawing/2017/model3d" xmlns:o="urn:schemas-microsoft-com:office:office" xmlns:oel="http://schemas.microsoft.com/office/2019/extlst" xmlns:r="http://schemas.openxmlformats.org/officeDocument/2006/relationships" xmlns:m="http://schemas.openxmlformats.org/officeDocument/2006/math" xmlns:v="urn:schemas-microsoft-com:vml" xmlns:wp14="http://schemas.microsoft.com/office/word/2010/wordprocessingDrawing" xmlns:wp="http://schemas.openxmlformats.org/drawingml/2006/wordprocessingDrawing" xmlns:w10="urn:schemas-microsoft-com:office:word" xmlns:w="http://schemas.openxmlformats.org/wordprocessingml/2006/main" xmlns:w14="http://schemas.microsoft.com/office/word/2010/wordml" xmlns:w15="http://schemas.microsoft.com/office/word/2012/wordml" xmlns:w16cex="http://schemas.microsoft.com/office/word/2018/wordml/cex" xmlns:w16cid="http://schemas.microsoft.com/office/word/2016/wordml/cid" xmlns:w16="http://schemas.microsoft.com/office/word/2018/wordml" xmlns:w16du="http://schemas.microsoft.com/office/word/2023/wordml/word16du" xmlns:w16sdtdh="http://schemas.microsoft.com/office/word/2020/wordml/sdtdatahash" xmlns:w16sdtfl="http://schemas.microsoft.com/office/word/2024/wordml/sdtformatlock" xmlns:w16se="http://schemas.microsoft.com/office/word/2015/wordml/symex" xmlns:wpg="http://schemas.microsoft.com/office/word/2010/wordprocessingGroup" xmlns:wpi="http://schemas.microsoft.com/office/word/2010/wordprocessingInk" xmlns:wne="http://schemas.microsoft.com/office/word/2006/wordml" xmlns:wps="http://schemas.microsoft.com/office/word/2010/wordprocessingShape" mc:Ignorable="w14 w15 w16se w16cid w16 w16cex w16sdtdh w16sdtfl w16du wp14">
   <w:body>
     <w:p>
       <w:pPr>
@@ -12,17 +12,73 @@
     </w:p>
     <w:p>
       <w:r>
-        <w:t>Detta dokument behandlar höga naturvärden i avverkningsanmälan A 12193-2026 i Sandvikens kommun. Denna avverkningsanmälan inkom 2026-03-05 00:00:00 och omfattar 1,7 ha.</w:t>
+        <w:t>Detta dokument behandlar höga naturvärden i avverkningsanmälan A 12193-2026 i Sandvikens kommun som inkom 2026-03-05 och omfattar 1,7 ha.</w:t>
+      </w:r>
+      <w:r>
+        <w:t xml:space="preserve"> I Figur 1 visas fyndplatser för naturvårdsarter i området, som finns registrerade på Artportalen.</w:t>
+      </w:r>
+    </w:p>
+    <w:p>
+      <w:pPr>
+        <w:pStyle w:val="Caption"/>
+      </w:pPr>
+      <w:r>
+        <w:drawing>
+          <wp:inline xmlns:a="http://schemas.openxmlformats.org/drawingml/2006/main" xmlns:pic="http://schemas.openxmlformats.org/drawingml/2006/picture">
+            <wp:extent cx="5486400" cy="4432483"/>
+            <wp:docPr id="1" name="Picture 1"/>
+            <wp:cNvGraphicFramePr>
+              <a:graphicFrameLocks noChangeAspect="1"/>
+            </wp:cNvGraphicFramePr>
+            <a:graphic>
+              <a:graphicData uri="http://schemas.openxmlformats.org/drawingml/2006/picture">
+                <pic:pic>
+                  <pic:nvPicPr>
+                    <pic:cNvPr id="0" name="A 12193-2026 karta.png"/>
+                    <pic:cNvPicPr/>
+                  </pic:nvPicPr>
+                  <pic:blipFill>
+                    <a:blip r:embed="rId16"/>
+                    <a:stretch>
+                      <a:fillRect/>
+                    </a:stretch>
+                  </pic:blipFill>
+                  <pic:spPr>
+                    <a:xfrm>
+                      <a:off x="0" y="0"/>
+                      <a:ext cx="5486400" cy="4432483"/>
+                    </a:xfrm>
+                    <a:prstGeom prst="rect"/>
+                  </pic:spPr>
+                </pic:pic>
+              </a:graphicData>
+            </a:graphic>
+          </wp:inline>
+        </w:drawing>
+      </w:r>
+    </w:p>
+    <w:p>
+      <w:pPr>
+        <w:pStyle w:val="Caption"/>
+        <w:spacing w:after="240"/>
+      </w:pPr>
+      <w:r>
+        <w:t>Figur 1. Fyndplatser för naturvårdsarter inom 18 meter från avverkningsanmälan (röd linje). Inom parentes anges rödlistekategorier, S för signalarter, Tför typiska arter och fridlysningsparagrafer i artskyddsförordningen.Markörer utan svart kant är placerade på fyndplatsen. Markörer med svart kant är placerade vid sidan av fyndplatsen och har ett svart streck som visar fyndplatsens exakta position. Kartans mittpunktskoordinat är N 6710746, E 592072 i SWEREF 99 TM.</w:t>
       </w:r>
     </w:p>
     <w:p>
       <w:r>
-        <w:t>Vi begär härmed att Skogsstyrelsen fattar beslut enligt miljöbalken som säkerställer att skogens höga naturvärden bevaras samt säkerställer att EU-lagstiftning efterlevs och att artskyddsbrott förhindras. Vi önskar även ta del av de ställningstaganden och beslut som myndigheterna meddelar till följd av aktuell avverkningsanmälan och föreningens inlaga (se 34 § förvaltningslagen).</w:t>
+        <w:t>Vi begär härmed att Skogsstyrelsen fattar beslut enligt miljöbalken som säkerställer att skogens höga naturvärden bevaras samt att EU-lagstiftning efterlevs och att artskyddsbrott förhindras.</w:t>
       </w:r>
     </w:p>
     <w:p>
       <w:r>
-        <w:t>Nedan beskrivs fynd av fridlysta arter som gjorts i det avverkningsanmälda området. I BILAGA 1 finns artfakta om fridlysta arter.</w:t>
+        <w:t>Vi önskar även ta del av de ställningstaganden och beslut som myndigheten meddelar till följd av aktuell avverkningsanmälan och föreningens inlaga (se 34 § förvaltningslagen).</w:t>
+      </w:r>
+    </w:p>
+    <w:p>
+      <w:r>
+        <w:t>Nedan beskrivs fynd av naturvårdsarter och fridlysta arter som gjorts i det avverkningsanmälda området. I BILAGA 1 finns artfakta om fridlysta arter.</w:t>
       </w:r>
     </w:p>
     <w:p>
@@ -30,12 +86,30 @@
         <w:pStyle w:val="Heading1"/>
       </w:pPr>
       <w:r>
+        <w:t>Naturvårdsarter</w:t>
+      </w:r>
+    </w:p>
+    <w:p>
+      <w:r>
+        <w:t>Inom 18 meter från avverkningsanmälan har följande 1 naturvårdsarter hittats: knärot (VU, T, §8). Av dessa är 1 rödlistade. För rödlistade arter har rödlistekategorin angivits inom parentes. Typiska arter inom Natura 2000 som är kopplade till skogsekosystem har markerats med (T). För fridlysta arter anges även paragrafen i Artskyddsförordningen som arten är fridlyst enligt.</w:t>
+      </w:r>
+    </w:p>
+    <w:p>
+      <w:r>
+        <w:t>De påträffade naturvårdsarterna är ett tydligt kvitto på att det rör sig om en skog med höga naturvärden.</w:t>
+      </w:r>
+    </w:p>
+    <w:p>
+      <w:pPr>
+        <w:pStyle w:val="Heading2"/>
+      </w:pPr>
+      <w:r>
         <w:t>Fridlysta arter</w:t>
       </w:r>
     </w:p>
     <w:p>
       <w:r>
-        <w:t>Följande fridlysta arter har sina livsmiljöer och växtplatser i den avverkningsanmälda skogen: .</w:t>
+        <w:t>Följande fridlysta arter har sina livsmiljöer och växtplatser i den avverkningsanmälda skogen: knärot (VU, T, §8).</w:t>
       </w:r>
     </w:p>
     <w:p>
@@ -64,7 +138,7 @@
         <w:t xml:space="preserve"> 9050 Näringsrik granskog</w:t>
       </w:r>
       <w:r>
-        <w:t xml:space="preserve">, rödlistad som sårbar och fridlyst enligt 8§ artskyddsförordningen. En nyligen genomförd analys av 79 floraväktarlokaler indikerar att det behövs någonstans mellan 100 och 150 meters skyddszon för att en knärotspopulation inte ska dö ut på lång sikt (Sebestyén &amp; Sundberg, 2025). Detta ligger väl i linje med tidigare genomförda studier som visar att det krävs väl tilltagna buffertzoner för att knäroten inte ska ta skada av skogsbruksåtgärder i intilliggande skog (Johnson, 2014; Koelmeijer m.fl., 2022; Skogsstyrelsen, 2022). Arten är även känslig för gallring vilket framgår av Skogsstyrelsens egen vägledning för hänsyn till knärot (Skogsstyrelsen, 2022). För rika förekomster av knärot är reservatsbildning eller biotopskydd lämpliga åtgärder för att skydda den. På knärot kan den sällsynta rostsvampen </w:t>
+        <w:t xml:space="preserve">, rödlistad som sårbar och fridlyst enligt 8§ artskyddsförordningen. En nyligen genomförd analys av 79 floraväktarlokaler indikerar att det behövs någonstans mellan 100 och 150 meters skyddszon för att en knärotspopulation inte ska dö ut på lång sikt (Sebestyén &amp; Sundberg, 2025). Detta ligger väl i linje med tidigare genomförda studier som visar att det krävs väl tilltagna buffertzoner för att knäroten inte ska ta skada av skogsbruksåtgärder i intilliggande skog (Johnson, 2014; Koelmeijer m.fl., 2022; Skogsstyrelsen, 2022). Arten är även känslig för gallring vilket framgår av Skogsstyrelsens egen vägledning för hänsyn till knärot (Skogsstyrelsen, 2022). Ytterligare en studie visar på den starka korrelationen mellan minskande arealer kontinuitetsskog och lokal utdöenderisk. Knäroten uppvisade en mycket låg koloniseringsgrad (0,7 % över 10 år) i kombination med hög lokal utrotningsrisk (75,2 %), där utrotningssannolikheten ökade kraftigt när arealen kontinuitetsskog minskade mellan undersökningar, t.ex. på grund av kalhyggesbruk (Johansson et al., 2026). För rika förekomster av knärot är reservatsbildning eller biotopskydd lämpliga åtgärder för att skydda den. På knärot kan den sällsynta rostsvampen </w:t>
       </w:r>
       <w:r>
         <w:rPr>
@@ -87,7 +161,7 @@
     </w:p>
     <w:p>
       <w:r>
-        <w:t>I det avverkningsanmälda området finns 0 fyndplatser för knärot registrerade på Artportalen. Figur 2 visar gränserna för buffertzoner på 50 m, som behöver lämnas kring fyndplatserna för att knärotslokalerna inte ska försvinna vid en avverkning. Av det avverkningsanmälda området överlappar 0.14 ha med buffertzonerna och får av detta skäl inte avverkas.</w:t>
+        <w:t>I det avverkningsanmälda området finns 1 fyndplatser för knärot registrerade på Artportalen. Figur 2 visar gränserna för buffertzoner på 50 m, som behöver lämnas kring fyndplatserna för att knärotslokalerna inte ska försvinna vid en avverkning. Av det avverkningsanmälda området överlappar 0.14 ha med buffertzonerna och får av detta skäl inte avverkas.</w:t>
       </w:r>
     </w:p>
     <w:p>
@@ -97,8 +171,8 @@
       <w:r>
         <w:drawing>
           <wp:inline xmlns:a="http://schemas.openxmlformats.org/drawingml/2006/main" xmlns:pic="http://schemas.openxmlformats.org/drawingml/2006/picture">
-            <wp:extent cx="5486400" cy="4133200"/>
-            <wp:docPr id="1" name="Picture 1"/>
+            <wp:extent cx="5486400" cy="4549376"/>
+            <wp:docPr id="2" name="Picture 2"/>
             <wp:cNvGraphicFramePr>
               <a:graphicFrameLocks noChangeAspect="1"/>
             </wp:cNvGraphicFramePr>
@@ -110,7 +184,7 @@
                     <pic:cNvPicPr/>
                   </pic:nvPicPr>
                   <pic:blipFill>
-                    <a:blip r:embed="rId16"/>
+                    <a:blip r:embed="rId17"/>
                     <a:stretch>
                       <a:fillRect/>
                     </a:stretch>
@@ -118,7 +192,7 @@
                   <pic:spPr>
                     <a:xfrm>
                       <a:off x="0" y="0"/>
-                      <a:ext cx="5486400" cy="4133200"/>
+                      <a:ext cx="5486400" cy="4549376"/>
                     </a:xfrm>
                     <a:prstGeom prst="rect"/>
                   </pic:spPr>
@@ -132,15 +206,11 @@
     <w:p>
       <w:pPr>
         <w:pStyle w:val="Caption"/>
+        <w:spacing w:after="240"/>
       </w:pPr>
       <w:r>
         <w:t>Figur 2. Fyndplatser och buffertzoner för knärot i det avverkningsanmälda området. Endast fyndplatser vars buffertzoner överlappar med det avverkningsanmälda området har tagits med i visualiseringen. Kartans mittpunktskoordinat är N 6710746, E 592072 i SWEREF 99 TM.</w:t>
       </w:r>
-    </w:p>
-    <w:p>
-      <w:pPr>
-        <w:pStyle w:val="Caption"/>
-      </w:pPr>
     </w:p>
     <w:p>
       <w:r>
@@ -193,7 +263,7 @@
     </w:p>
     <w:p>
       <w:r>
-        <w:t>En analys av 79 floraväktarlokaler åren 1990–2015 vilka återbesökts under 2020–2024 visade på en tydlig negativ påverkan på knärotsförekomster från större hyggen i närområdet (inom 150–200 m) vilket indikerar att kanteffekter har en stor påverkan på populationerna. Resultaten bekräftar knärotens känslighet för kanteffekter och visar vikten av att skydda större skogsbestånd för att bevara arten. Om det blir höga andelar (&gt;30%) hyggen inom 200 meter från en knärotsförekomst så ökar risken för att en knärotspopulation dör ut och det verkar det behövas någonstans mellan 100 och 150 meters skyddszon för att bevara arten på lång sikt (Sebestyén &amp; Sundberg, 2025).</w:t>
+        <w:t>En analys av 79 floraväktarlokaler åren 1990–2015 vilka återbesökts under 2020–2024 visade på en tydlig negativ påverkan på knärotsförekomster från större hyggen i närområdet (inom 150–200 m) vilket indikerar att kanteffekter har en stor påverkan på populationerna. Resultaten bekräftar knärotens känslighet för kanteffekter och visar vikten av att skydda större skogsbestånd för att bevara arten. Om det blir höga andelar (&gt;30%) hyggen inom 200 meter från en knärotsförekomst så ökar risken för att en knärotspopulation dör ut och det verkar det behövas någonstans mellan 100 och 150 meters skyddszon för att bevara arten på lång sikt (Sebestyén &amp; Sundberg, 2025). Detta stöds även av en studie (Johansson et al, 2026) baserad på data från Riksskogstaxeringen som visar att knäroten minskat med 66 % under perioden 1993–2022 samt att det finns en stark korrelation mellan minskande arealer kontinuitetsskog och lokal utdöenderisk. Knäroten uppvisade en mycket låg koloniseringsgrad (0,7 % över 10 år) i kombination med hög lokal utrotningsrisk (75,2 %), där utrotningssannolikheten ökade kraftigt när arealen kontinuitetsskog minskade mellan undersökningar, t.ex. på grund av kalhyggesbruk (Johansson et al., 2026).</w:t>
       </w:r>
     </w:p>
     <w:p>
@@ -238,7 +308,7 @@
     </w:p>
     <w:p>
       <w:r>
-        <w:t>En nyligen publicerad vetenskaplig uppsats av Koelmeijer m.fl. (2022) inkluderar orkidén knärots skyddsbehov. I uppsatsen berörs problemet med uttorkning för växter, bl.a. för knärot, ett problem som blivit accentuerat på grund av den pågående klimatförändringen och torra somrar, t.ex. den exceptionellt torra sommaren 2018. I uppsatsen undersöks områden med tre olika avstånd från kalhyggeskant med avseende på skydd bl.a. för knärot. Det första området har avstånd upp till 20 m från hyggeskant (Strong edge effect), det andra 20–40 m från hyggeskant (Weak edge effect) och det tredje avser större avstånd från hyggeskant, där kanteffekten anses vara försumbar (Interior). Ett resultat var att man fann stor eller mycket stor uttorkningseffekt på känsliga och rödlistade skogsarter vid de kortare avstånden till hyggeskant, medan effekt av uttorkning inte konstaterades på större avstånd (Interior). För orkidén knärot fann man en rik förekomst (upp till 0,06 dm2/m2) på stort avstånd från hyggeskant (Interior), medan förekomsten var liten eller närmast försumbar i de områden som klassificerades som Weak edge effect respektive Strong edge effect. Arbetet påpekar att de allt oftare förekommande torra somrarna ger ytterligare skäl att utöka skyddsavståndet från hyggen till den fuktkrävande arten knärot (Koelmeijer m.fl., 2022).</w:t>
+        <w:t>Ytterligare en studie (Koelmeijer m.fl., 2022) inkluderar knärotens skyddsbehov. I uppsatsen berörs problemet med uttorkning för växter, bl.a. för knärot, ett problem som blivit accentuerat på grund av den pågående klimatförändringen och torra somrar, t.ex. den exceptionellt torra sommaren 2018. I uppsatsen undersöks områden med tre olika avstånd från kalhyggeskant med avseende på skydd bl.a. för knärot. Det första området har avstånd upp till 20 m från hyggeskant (Strong edge effect), det andra 20–40 m från hyggeskant (Weak edge effect) och det tredje avser större avstånd från hyggeskant, där kanteffekten anses vara försumbar (Interior). Ett resultat var att man fann stor eller mycket stor uttorkningseffekt på känsliga och rödlistade skogsarter vid de kortare avstånden till hyggeskant, medan effekt av uttorkning inte konstaterades på större avstånd (Interior). För orkidén knärot fann man en rik förekomst (upp till 0,06 dm2/m2) på stort avstånd från hyggeskant (Interior), medan förekomsten var liten eller närmast försumbar i de områden som klassificerades som Weak edge effect respektive Strong edge effect. Arbetet påpekar att de allt oftare förekommande torra somrarna ger ytterligare skäl att utöka skyddsavståndet från hyggen till den fuktkrävande arten knärot (Koelmeijer m.fl., 2022).</w:t>
       </w:r>
     </w:p>
     <w:p>
@@ -270,7 +340,7 @@
         <w:t xml:space="preserve">Short-term response of the herbaceous layer within leave patches after harvest. </w:t>
       </w:r>
       <w:r>
-        <w:t>Forest Ecology and Management 257, 1014–1025</w:t>
+        <w:t>Forest Ecology and Management 257, 1014–1025.</w:t>
       </w:r>
     </w:p>
     <w:p>
@@ -284,7 +354,30 @@
         <w:t xml:space="preserve">Level and pattern of overstory retention interact to shape long-term responses of understories to timber harvest. </w:t>
       </w:r>
       <w:r>
-        <w:t>Ecological Applications, 22, 2049–2064</w:t>
+        <w:t>Ecological Applications, 22, 2049–2064.</w:t>
+      </w:r>
+    </w:p>
+    <w:p>
+      <w:r>
+        <w:t>Johansson, V., Jansson, M. och Bergman, K-O</w:t>
+      </w:r>
+      <w:r>
+        <w:rPr>
+          <w:i/>
+        </w:rPr>
+        <w:t>.</w:t>
+      </w:r>
+      <w:r>
+        <w:t>, 2026.</w:t>
+      </w:r>
+      <w:r>
+        <w:rPr>
+          <w:i/>
+        </w:rPr>
+        <w:t xml:space="preserve"> A 30-year population decline of a threatened forest orchid associated with old growth forests</w:t>
+      </w:r>
+      <w:r>
+        <w:t>. Department of Physics, Chemistry and Biology (IFM), Linköping University.</w:t>
       </w:r>
     </w:p>
     <w:p>
@@ -298,7 +391,7 @@
         <w:t>Retention Forestry as a Conservation Measure for Boreal Forest Ground Vegetation</w:t>
       </w:r>
       <w:r>
-        <w:t>. Doktorsavhandling, SLU, Uppsala</w:t>
+        <w:t>. Doktorsavhandling, SLU, Uppsala.</w:t>
       </w:r>
     </w:p>
     <w:p>
@@ -312,7 +405,7 @@
         <w:t xml:space="preserve">Interactive effects of drought and edge exposure on old-growth forest understory species. </w:t>
       </w:r>
       <w:r>
-        <w:t>Landscape Ecology, 37, sid 1839–1853</w:t>
+        <w:t>Landscape Ecology, 37, sid 1839–1853.</w:t>
       </w:r>
     </w:p>
     <w:p>
@@ -340,7 +433,7 @@
         <w:t>Påverkan på knärotslokaler från hyggen i närheten.</w:t>
       </w:r>
       <w:r>
-        <w:t xml:space="preserve"> DAPHNE 36:1 2025. Botaniska Sällskapet i Stockholm</w:t>
+        <w:t xml:space="preserve"> DAPHNE 36:1 2025. Botaniska Sällskapet i Stockholm.</w:t>
       </w:r>
     </w:p>
     <w:p>
@@ -354,7 +447,7 @@
         <w:t xml:space="preserve">Vägledning för hänsyn till knärot. </w:t>
       </w:r>
       <w:r>
-        <w:t>https://www.skogsstyrelsen.se/lag-och-tillsyn/artskydd/vagledningar-och-kunskapsstod-artskydd/vagledning-for-hansyn-till-knarot/</w:t>
+        <w:t>https://www.skogsstyrelsen.se/lag-och-tillsyn/artskydd/vagledningar-och-kunskapsstod-artskydd/vagledning-for-hansyn-till-knarot/.</w:t>
       </w:r>
     </w:p>
     <w:p>
@@ -368,7 +461,7 @@
         <w:t xml:space="preserve">Artfaktablad. Naturvård – artfakta. </w:t>
       </w:r>
       <w:r>
-        <w:t>SLU Artdatabanken, Uppsala</w:t>
+        <w:t>SLU Artdatabanken, Uppsala.</w:t>
       </w:r>
     </w:p>
     <w:sectPr>
@@ -389,7 +482,7 @@
 </file>
 
 <file path=word/endnotes.xml><?xml version="1.0" encoding="utf-8"?>
-<w:endnotes xmlns:wpc="http://schemas.microsoft.com/office/word/2010/wordprocessingCanvas" xmlns:cx="http://schemas.microsoft.com/office/drawing/2014/chartex" xmlns:cx1="http://schemas.microsoft.com/office/drawing/2015/9/8/chartex" xmlns:cx2="http://schemas.microsoft.com/office/drawing/2015/10/21/chartex" xmlns:cx3="http://schemas.microsoft.com/office/drawing/2016/5/9/chartex" xmlns:cx4="http://schemas.microsoft.com/office/drawing/2016/5/10/chartex" xmlns:cx5="http://schemas.microsoft.com/office/drawing/2016/5/11/chartex" xmlns:cx6="http://schemas.microsoft.com/office/drawing/2016/5/12/chartex" xmlns:cx7="http://schemas.microsoft.com/office/drawing/2016/5/13/chartex" xmlns:cx8="http://schemas.microsoft.com/office/drawing/2016/5/14/chartex" xmlns:mc="http://schemas.openxmlformats.org/markup-compatibility/2006" xmlns:aink="http://schemas.microsoft.com/office/drawing/2016/ink" xmlns:am3d="http://schemas.microsoft.com/office/drawing/2017/model3d" xmlns:o="urn:schemas-microsoft-com:office:office" xmlns:oel="http://schemas.microsoft.com/office/2019/extlst" xmlns:r="http://schemas.openxmlformats.org/officeDocument/2006/relationships" xmlns:m="http://schemas.openxmlformats.org/officeDocument/2006/math" xmlns:v="urn:schemas-microsoft-com:vml" xmlns:wp14="http://schemas.microsoft.com/office/word/2010/wordprocessingDrawing" xmlns:wp="http://schemas.openxmlformats.org/drawingml/2006/wordprocessingDrawing" xmlns:w10="urn:schemas-microsoft-com:office:word" xmlns:w="http://schemas.openxmlformats.org/wordprocessingml/2006/main" xmlns:w14="http://schemas.microsoft.com/office/word/2010/wordml" xmlns:w15="http://schemas.microsoft.com/office/word/2012/wordml" xmlns:w16cex="http://schemas.microsoft.com/office/word/2018/wordml/cex" xmlns:w16cid="http://schemas.microsoft.com/office/word/2016/wordml/cid" xmlns:w16="http://schemas.microsoft.com/office/word/2018/wordml" xmlns:w16sdtdh="http://schemas.microsoft.com/office/word/2020/wordml/sdtdatahash" xmlns:w16se="http://schemas.microsoft.com/office/word/2015/wordml/symex" xmlns:wpg="http://schemas.microsoft.com/office/word/2010/wordprocessingGroup" xmlns:wpi="http://schemas.microsoft.com/office/word/2010/wordprocessingInk" xmlns:wne="http://schemas.microsoft.com/office/word/2006/wordml" xmlns:wps="http://schemas.microsoft.com/office/word/2010/wordprocessingShape" mc:Ignorable="w14 w15 w16se w16cid w16 w16cex w16sdtdh wp14">
+<w:endnotes xmlns:wpc="http://schemas.microsoft.com/office/word/2010/wordprocessingCanvas" xmlns:cx="http://schemas.microsoft.com/office/drawing/2014/chartex" xmlns:cx1="http://schemas.microsoft.com/office/drawing/2015/9/8/chartex" xmlns:cx2="http://schemas.microsoft.com/office/drawing/2015/10/21/chartex" xmlns:cx3="http://schemas.microsoft.com/office/drawing/2016/5/9/chartex" xmlns:cx4="http://schemas.microsoft.com/office/drawing/2016/5/10/chartex" xmlns:cx5="http://schemas.microsoft.com/office/drawing/2016/5/11/chartex" xmlns:cx6="http://schemas.microsoft.com/office/drawing/2016/5/12/chartex" xmlns:cx7="http://schemas.microsoft.com/office/drawing/2016/5/13/chartex" xmlns:cx8="http://schemas.microsoft.com/office/drawing/2016/5/14/chartex" xmlns:mc="http://schemas.openxmlformats.org/markup-compatibility/2006" xmlns:aink="http://schemas.microsoft.com/office/drawing/2016/ink" xmlns:am3d="http://schemas.microsoft.com/office/drawing/2017/model3d" xmlns:o="urn:schemas-microsoft-com:office:office" xmlns:oel="http://schemas.microsoft.com/office/2019/extlst" xmlns:r="http://schemas.openxmlformats.org/officeDocument/2006/relationships" xmlns:m="http://schemas.openxmlformats.org/officeDocument/2006/math" xmlns:v="urn:schemas-microsoft-com:vml" xmlns:wp14="http://schemas.microsoft.com/office/word/2010/wordprocessingDrawing" xmlns:wp="http://schemas.openxmlformats.org/drawingml/2006/wordprocessingDrawing" xmlns:w10="urn:schemas-microsoft-com:office:word" xmlns:w="http://schemas.openxmlformats.org/wordprocessingml/2006/main" xmlns:w14="http://schemas.microsoft.com/office/word/2010/wordml" xmlns:w15="http://schemas.microsoft.com/office/word/2012/wordml" xmlns:w16cex="http://schemas.microsoft.com/office/word/2018/wordml/cex" xmlns:w16cid="http://schemas.microsoft.com/office/word/2016/wordml/cid" xmlns:w16="http://schemas.microsoft.com/office/word/2018/wordml" xmlns:w16du="http://schemas.microsoft.com/office/word/2023/wordml/word16du" xmlns:w16sdtdh="http://schemas.microsoft.com/office/word/2020/wordml/sdtdatahash" xmlns:w16sdtfl="http://schemas.microsoft.com/office/word/2024/wordml/sdtformatlock" xmlns:w16se="http://schemas.microsoft.com/office/word/2015/wordml/symex" xmlns:wpg="http://schemas.microsoft.com/office/word/2010/wordprocessingGroup" xmlns:wpi="http://schemas.microsoft.com/office/word/2010/wordprocessingInk" xmlns:wne="http://schemas.microsoft.com/office/word/2006/wordml" xmlns:wps="http://schemas.microsoft.com/office/word/2010/wordprocessingShape" mc:Ignorable="w14 w15 w16se w16cid w16 w16cex w16sdtdh w16sdtfl w16du wp14">
   <w:endnote w:type="separator" w:id="-1">
     <w:p>
       <w:pPr>
@@ -414,7 +507,7 @@
 </file>
 
 <file path=word/footer1.xml><?xml version="1.0" encoding="utf-8"?>
-<w:ftr xmlns:wpc="http://schemas.microsoft.com/office/word/2010/wordprocessingCanvas" xmlns:cx="http://schemas.microsoft.com/office/drawing/2014/chartex" xmlns:cx1="http://schemas.microsoft.com/office/drawing/2015/9/8/chartex" xmlns:cx2="http://schemas.microsoft.com/office/drawing/2015/10/21/chartex" xmlns:cx3="http://schemas.microsoft.com/office/drawing/2016/5/9/chartex" xmlns:cx4="http://schemas.microsoft.com/office/drawing/2016/5/10/chartex" xmlns:cx5="http://schemas.microsoft.com/office/drawing/2016/5/11/chartex" xmlns:cx6="http://schemas.microsoft.com/office/drawing/2016/5/12/chartex" xmlns:cx7="http://schemas.microsoft.com/office/drawing/2016/5/13/chartex" xmlns:cx8="http://schemas.microsoft.com/office/drawing/2016/5/14/chartex" xmlns:mc="http://schemas.openxmlformats.org/markup-compatibility/2006" xmlns:aink="http://schemas.microsoft.com/office/drawing/2016/ink" xmlns:am3d="http://schemas.microsoft.com/office/drawing/2017/model3d" xmlns:o="urn:schemas-microsoft-com:office:office" xmlns:oel="http://schemas.microsoft.com/office/2019/extlst" xmlns:r="http://schemas.openxmlformats.org/officeDocument/2006/relationships" xmlns:m="http://schemas.openxmlformats.org/officeDocument/2006/math" xmlns:v="urn:schemas-microsoft-com:vml" xmlns:wp14="http://schemas.microsoft.com/office/word/2010/wordprocessingDrawing" xmlns:wp="http://schemas.openxmlformats.org/drawingml/2006/wordprocessingDrawing" xmlns:w10="urn:schemas-microsoft-com:office:word" xmlns:w="http://schemas.openxmlformats.org/wordprocessingml/2006/main" xmlns:w14="http://schemas.microsoft.com/office/word/2010/wordml" xmlns:w15="http://schemas.microsoft.com/office/word/2012/wordml" xmlns:w16cex="http://schemas.microsoft.com/office/word/2018/wordml/cex" xmlns:w16cid="http://schemas.microsoft.com/office/word/2016/wordml/cid" xmlns:w16="http://schemas.microsoft.com/office/word/2018/wordml" xmlns:w16sdtdh="http://schemas.microsoft.com/office/word/2020/wordml/sdtdatahash" xmlns:w16se="http://schemas.microsoft.com/office/word/2015/wordml/symex" xmlns:wpg="http://schemas.microsoft.com/office/word/2010/wordprocessingGroup" xmlns:wpi="http://schemas.microsoft.com/office/word/2010/wordprocessingInk" xmlns:wne="http://schemas.microsoft.com/office/word/2006/wordml" xmlns:wps="http://schemas.microsoft.com/office/word/2010/wordprocessingShape" mc:Ignorable="w14 w15 w16se w16cid w16 w16cex w16sdtdh wp14">
+<w:ftr xmlns:wpc="http://schemas.microsoft.com/office/word/2010/wordprocessingCanvas" xmlns:cx="http://schemas.microsoft.com/office/drawing/2014/chartex" xmlns:cx1="http://schemas.microsoft.com/office/drawing/2015/9/8/chartex" xmlns:cx2="http://schemas.microsoft.com/office/drawing/2015/10/21/chartex" xmlns:cx3="http://schemas.microsoft.com/office/drawing/2016/5/9/chartex" xmlns:cx4="http://schemas.microsoft.com/office/drawing/2016/5/10/chartex" xmlns:cx5="http://schemas.microsoft.com/office/drawing/2016/5/11/chartex" xmlns:cx6="http://schemas.microsoft.com/office/drawing/2016/5/12/chartex" xmlns:cx7="http://schemas.microsoft.com/office/drawing/2016/5/13/chartex" xmlns:cx8="http://schemas.microsoft.com/office/drawing/2016/5/14/chartex" xmlns:mc="http://schemas.openxmlformats.org/markup-compatibility/2006" xmlns:aink="http://schemas.microsoft.com/office/drawing/2016/ink" xmlns:am3d="http://schemas.microsoft.com/office/drawing/2017/model3d" xmlns:o="urn:schemas-microsoft-com:office:office" xmlns:oel="http://schemas.microsoft.com/office/2019/extlst" xmlns:r="http://schemas.openxmlformats.org/officeDocument/2006/relationships" xmlns:m="http://schemas.openxmlformats.org/officeDocument/2006/math" xmlns:v="urn:schemas-microsoft-com:vml" xmlns:wp14="http://schemas.microsoft.com/office/word/2010/wordprocessingDrawing" xmlns:wp="http://schemas.openxmlformats.org/drawingml/2006/wordprocessingDrawing" xmlns:w10="urn:schemas-microsoft-com:office:word" xmlns:w="http://schemas.openxmlformats.org/wordprocessingml/2006/main" xmlns:w14="http://schemas.microsoft.com/office/word/2010/wordml" xmlns:w15="http://schemas.microsoft.com/office/word/2012/wordml" xmlns:w16cex="http://schemas.microsoft.com/office/word/2018/wordml/cex" xmlns:w16cid="http://schemas.microsoft.com/office/word/2016/wordml/cid" xmlns:w16="http://schemas.microsoft.com/office/word/2018/wordml" xmlns:w16du="http://schemas.microsoft.com/office/word/2023/wordml/word16du" xmlns:w16sdtdh="http://schemas.microsoft.com/office/word/2020/wordml/sdtdatahash" xmlns:w16sdtfl="http://schemas.microsoft.com/office/word/2024/wordml/sdtformatlock" xmlns:w16se="http://schemas.microsoft.com/office/word/2015/wordml/symex" xmlns:wpg="http://schemas.microsoft.com/office/word/2010/wordprocessingGroup" xmlns:wpi="http://schemas.microsoft.com/office/word/2010/wordprocessingInk" xmlns:wne="http://schemas.microsoft.com/office/word/2006/wordml" xmlns:wps="http://schemas.microsoft.com/office/word/2010/wordprocessingShape" mc:Ignorable="w14 w15 w16se w16cid w16 w16cex w16sdtdh w16sdtfl w16du wp14">
   <w:p>
     <w:pPr>
       <w:pStyle w:val="Footer"/>
@@ -424,7 +517,7 @@
 </file>
 
 <file path=word/footer2.xml><?xml version="1.0" encoding="utf-8"?>
-<w:ftr xmlns:wpc="http://schemas.microsoft.com/office/word/2010/wordprocessingCanvas" xmlns:cx="http://schemas.microsoft.com/office/drawing/2014/chartex" xmlns:cx1="http://schemas.microsoft.com/office/drawing/2015/9/8/chartex" xmlns:cx2="http://schemas.microsoft.com/office/drawing/2015/10/21/chartex" xmlns:cx3="http://schemas.microsoft.com/office/drawing/2016/5/9/chartex" xmlns:cx4="http://schemas.microsoft.com/office/drawing/2016/5/10/chartex" xmlns:cx5="http://schemas.microsoft.com/office/drawing/2016/5/11/chartex" xmlns:cx6="http://schemas.microsoft.com/office/drawing/2016/5/12/chartex" xmlns:cx7="http://schemas.microsoft.com/office/drawing/2016/5/13/chartex" xmlns:cx8="http://schemas.microsoft.com/office/drawing/2016/5/14/chartex" xmlns:mc="http://schemas.openxmlformats.org/markup-compatibility/2006" xmlns:aink="http://schemas.microsoft.com/office/drawing/2016/ink" xmlns:am3d="http://schemas.microsoft.com/office/drawing/2017/model3d" xmlns:o="urn:schemas-microsoft-com:office:office" xmlns:oel="http://schemas.microsoft.com/office/2019/extlst" xmlns:r="http://schemas.openxmlformats.org/officeDocument/2006/relationships" xmlns:m="http://schemas.openxmlformats.org/officeDocument/2006/math" xmlns:v="urn:schemas-microsoft-com:vml" xmlns:wp14="http://schemas.microsoft.com/office/word/2010/wordprocessingDrawing" xmlns:wp="http://schemas.openxmlformats.org/drawingml/2006/wordprocessingDrawing" xmlns:w10="urn:schemas-microsoft-com:office:word" xmlns:w="http://schemas.openxmlformats.org/wordprocessingml/2006/main" xmlns:w14="http://schemas.microsoft.com/office/word/2010/wordml" xmlns:w15="http://schemas.microsoft.com/office/word/2012/wordml" xmlns:w16cex="http://schemas.microsoft.com/office/word/2018/wordml/cex" xmlns:w16cid="http://schemas.microsoft.com/office/word/2016/wordml/cid" xmlns:w16="http://schemas.microsoft.com/office/word/2018/wordml" xmlns:w16sdtdh="http://schemas.microsoft.com/office/word/2020/wordml/sdtdatahash" xmlns:w16se="http://schemas.microsoft.com/office/word/2015/wordml/symex" xmlns:wpg="http://schemas.microsoft.com/office/word/2010/wordprocessingGroup" xmlns:wpi="http://schemas.microsoft.com/office/word/2010/wordprocessingInk" xmlns:wne="http://schemas.microsoft.com/office/word/2006/wordml" xmlns:wps="http://schemas.microsoft.com/office/word/2010/wordprocessingShape" mc:Ignorable="w14 w15 w16se w16cid w16 w16cex w16sdtdh wp14">
+<w:ftr xmlns:wpc="http://schemas.microsoft.com/office/word/2010/wordprocessingCanvas" xmlns:cx="http://schemas.microsoft.com/office/drawing/2014/chartex" xmlns:cx1="http://schemas.microsoft.com/office/drawing/2015/9/8/chartex" xmlns:cx2="http://schemas.microsoft.com/office/drawing/2015/10/21/chartex" xmlns:cx3="http://schemas.microsoft.com/office/drawing/2016/5/9/chartex" xmlns:cx4="http://schemas.microsoft.com/office/drawing/2016/5/10/chartex" xmlns:cx5="http://schemas.microsoft.com/office/drawing/2016/5/11/chartex" xmlns:cx6="http://schemas.microsoft.com/office/drawing/2016/5/12/chartex" xmlns:cx7="http://schemas.microsoft.com/office/drawing/2016/5/13/chartex" xmlns:cx8="http://schemas.microsoft.com/office/drawing/2016/5/14/chartex" xmlns:mc="http://schemas.openxmlformats.org/markup-compatibility/2006" xmlns:aink="http://schemas.microsoft.com/office/drawing/2016/ink" xmlns:am3d="http://schemas.microsoft.com/office/drawing/2017/model3d" xmlns:o="urn:schemas-microsoft-com:office:office" xmlns:oel="http://schemas.microsoft.com/office/2019/extlst" xmlns:r="http://schemas.openxmlformats.org/officeDocument/2006/relationships" xmlns:m="http://schemas.openxmlformats.org/officeDocument/2006/math" xmlns:v="urn:schemas-microsoft-com:vml" xmlns:wp14="http://schemas.microsoft.com/office/word/2010/wordprocessingDrawing" xmlns:wp="http://schemas.openxmlformats.org/drawingml/2006/wordprocessingDrawing" xmlns:w10="urn:schemas-microsoft-com:office:word" xmlns:w="http://schemas.openxmlformats.org/wordprocessingml/2006/main" xmlns:w14="http://schemas.microsoft.com/office/word/2010/wordml" xmlns:w15="http://schemas.microsoft.com/office/word/2012/wordml" xmlns:w16cex="http://schemas.microsoft.com/office/word/2018/wordml/cex" xmlns:w16cid="http://schemas.microsoft.com/office/word/2016/wordml/cid" xmlns:w16="http://schemas.microsoft.com/office/word/2018/wordml" xmlns:w16du="http://schemas.microsoft.com/office/word/2023/wordml/word16du" xmlns:w16sdtdh="http://schemas.microsoft.com/office/word/2020/wordml/sdtdatahash" xmlns:w16sdtfl="http://schemas.microsoft.com/office/word/2024/wordml/sdtformatlock" xmlns:w16se="http://schemas.microsoft.com/office/word/2015/wordml/symex" xmlns:wpg="http://schemas.microsoft.com/office/word/2010/wordprocessingGroup" xmlns:wpi="http://schemas.microsoft.com/office/word/2010/wordprocessingInk" xmlns:wne="http://schemas.microsoft.com/office/word/2006/wordml" xmlns:wps="http://schemas.microsoft.com/office/word/2010/wordprocessingShape" mc:Ignorable="w14 w15 w16se w16cid w16 w16cex w16sdtdh w16sdtfl w16du wp14">
   <w:p>
     <w:pPr>
       <w:pStyle w:val="Footer"/>
@@ -434,7 +527,7 @@
 </file>
 
 <file path=word/footer3.xml><?xml version="1.0" encoding="utf-8"?>
-<w:ftr xmlns:wpc="http://schemas.microsoft.com/office/word/2010/wordprocessingCanvas" xmlns:cx="http://schemas.microsoft.com/office/drawing/2014/chartex" xmlns:cx1="http://schemas.microsoft.com/office/drawing/2015/9/8/chartex" xmlns:cx2="http://schemas.microsoft.com/office/drawing/2015/10/21/chartex" xmlns:cx3="http://schemas.microsoft.com/office/drawing/2016/5/9/chartex" xmlns:cx4="http://schemas.microsoft.com/office/drawing/2016/5/10/chartex" xmlns:cx5="http://schemas.microsoft.com/office/drawing/2016/5/11/chartex" xmlns:cx6="http://schemas.microsoft.com/office/drawing/2016/5/12/chartex" xmlns:cx7="http://schemas.microsoft.com/office/drawing/2016/5/13/chartex" xmlns:cx8="http://schemas.microsoft.com/office/drawing/2016/5/14/chartex" xmlns:mc="http://schemas.openxmlformats.org/markup-compatibility/2006" xmlns:aink="http://schemas.microsoft.com/office/drawing/2016/ink" xmlns:am3d="http://schemas.microsoft.com/office/drawing/2017/model3d" xmlns:o="urn:schemas-microsoft-com:office:office" xmlns:oel="http://schemas.microsoft.com/office/2019/extlst" xmlns:r="http://schemas.openxmlformats.org/officeDocument/2006/relationships" xmlns:m="http://schemas.openxmlformats.org/officeDocument/2006/math" xmlns:v="urn:schemas-microsoft-com:vml" xmlns:wp14="http://schemas.microsoft.com/office/word/2010/wordprocessingDrawing" xmlns:wp="http://schemas.openxmlformats.org/drawingml/2006/wordprocessingDrawing" xmlns:w10="urn:schemas-microsoft-com:office:word" xmlns:w="http://schemas.openxmlformats.org/wordprocessingml/2006/main" xmlns:w14="http://schemas.microsoft.com/office/word/2010/wordml" xmlns:w15="http://schemas.microsoft.com/office/word/2012/wordml" xmlns:w16cex="http://schemas.microsoft.com/office/word/2018/wordml/cex" xmlns:w16cid="http://schemas.microsoft.com/office/word/2016/wordml/cid" xmlns:w16="http://schemas.microsoft.com/office/word/2018/wordml" xmlns:w16sdtdh="http://schemas.microsoft.com/office/word/2020/wordml/sdtdatahash" xmlns:w16se="http://schemas.microsoft.com/office/word/2015/wordml/symex" xmlns:wpg="http://schemas.microsoft.com/office/word/2010/wordprocessingGroup" xmlns:wpi="http://schemas.microsoft.com/office/word/2010/wordprocessingInk" xmlns:wne="http://schemas.microsoft.com/office/word/2006/wordml" xmlns:wps="http://schemas.microsoft.com/office/word/2010/wordprocessingShape" mc:Ignorable="w14 w15 w16se w16cid w16 w16cex w16sdtdh wp14">
+<w:ftr xmlns:wpc="http://schemas.microsoft.com/office/word/2010/wordprocessingCanvas" xmlns:cx="http://schemas.microsoft.com/office/drawing/2014/chartex" xmlns:cx1="http://schemas.microsoft.com/office/drawing/2015/9/8/chartex" xmlns:cx2="http://schemas.microsoft.com/office/drawing/2015/10/21/chartex" xmlns:cx3="http://schemas.microsoft.com/office/drawing/2016/5/9/chartex" xmlns:cx4="http://schemas.microsoft.com/office/drawing/2016/5/10/chartex" xmlns:cx5="http://schemas.microsoft.com/office/drawing/2016/5/11/chartex" xmlns:cx6="http://schemas.microsoft.com/office/drawing/2016/5/12/chartex" xmlns:cx7="http://schemas.microsoft.com/office/drawing/2016/5/13/chartex" xmlns:cx8="http://schemas.microsoft.com/office/drawing/2016/5/14/chartex" xmlns:mc="http://schemas.openxmlformats.org/markup-compatibility/2006" xmlns:aink="http://schemas.microsoft.com/office/drawing/2016/ink" xmlns:am3d="http://schemas.microsoft.com/office/drawing/2017/model3d" xmlns:o="urn:schemas-microsoft-com:office:office" xmlns:oel="http://schemas.microsoft.com/office/2019/extlst" xmlns:r="http://schemas.openxmlformats.org/officeDocument/2006/relationships" xmlns:m="http://schemas.openxmlformats.org/officeDocument/2006/math" xmlns:v="urn:schemas-microsoft-com:vml" xmlns:wp14="http://schemas.microsoft.com/office/word/2010/wordprocessingDrawing" xmlns:wp="http://schemas.openxmlformats.org/drawingml/2006/wordprocessingDrawing" xmlns:w10="urn:schemas-microsoft-com:office:word" xmlns:w="http://schemas.openxmlformats.org/wordprocessingml/2006/main" xmlns:w14="http://schemas.microsoft.com/office/word/2010/wordml" xmlns:w15="http://schemas.microsoft.com/office/word/2012/wordml" xmlns:w16cex="http://schemas.microsoft.com/office/word/2018/wordml/cex" xmlns:w16cid="http://schemas.microsoft.com/office/word/2016/wordml/cid" xmlns:w16="http://schemas.microsoft.com/office/word/2018/wordml" xmlns:w16du="http://schemas.microsoft.com/office/word/2023/wordml/word16du" xmlns:w16sdtdh="http://schemas.microsoft.com/office/word/2020/wordml/sdtdatahash" xmlns:w16sdtfl="http://schemas.microsoft.com/office/word/2024/wordml/sdtformatlock" xmlns:w16se="http://schemas.microsoft.com/office/word/2015/wordml/symex" xmlns:wpg="http://schemas.microsoft.com/office/word/2010/wordprocessingGroup" xmlns:wpi="http://schemas.microsoft.com/office/word/2010/wordprocessingInk" xmlns:wne="http://schemas.microsoft.com/office/word/2006/wordml" xmlns:wps="http://schemas.microsoft.com/office/word/2010/wordprocessingShape" mc:Ignorable="w14 w15 w16se w16cid w16 w16cex w16sdtdh w16sdtfl w16du wp14">
   <w:p>
     <w:pPr>
       <w:pStyle w:val="Footer"/>
@@ -444,7 +537,7 @@
 </file>
 
 <file path=word/footnotes.xml><?xml version="1.0" encoding="utf-8"?>
-<w:footnotes xmlns:wpc="http://schemas.microsoft.com/office/word/2010/wordprocessingCanvas" xmlns:cx="http://schemas.microsoft.com/office/drawing/2014/chartex" xmlns:cx1="http://schemas.microsoft.com/office/drawing/2015/9/8/chartex" xmlns:cx2="http://schemas.microsoft.com/office/drawing/2015/10/21/chartex" xmlns:cx3="http://schemas.microsoft.com/office/drawing/2016/5/9/chartex" xmlns:cx4="http://schemas.microsoft.com/office/drawing/2016/5/10/chartex" xmlns:cx5="http://schemas.microsoft.com/office/drawing/2016/5/11/chartex" xmlns:cx6="http://schemas.microsoft.com/office/drawing/2016/5/12/chartex" xmlns:cx7="http://schemas.microsoft.com/office/drawing/2016/5/13/chartex" xmlns:cx8="http://schemas.microsoft.com/office/drawing/2016/5/14/chartex" xmlns:mc="http://schemas.openxmlformats.org/markup-compatibility/2006" xmlns:aink="http://schemas.microsoft.com/office/drawing/2016/ink" xmlns:am3d="http://schemas.microsoft.com/office/drawing/2017/model3d" xmlns:o="urn:schemas-microsoft-com:office:office" xmlns:oel="http://schemas.microsoft.com/office/2019/extlst" xmlns:r="http://schemas.openxmlformats.org/officeDocument/2006/relationships" xmlns:m="http://schemas.openxmlformats.org/officeDocument/2006/math" xmlns:v="urn:schemas-microsoft-com:vml" xmlns:wp14="http://schemas.microsoft.com/office/word/2010/wordprocessingDrawing" xmlns:wp="http://schemas.openxmlformats.org/drawingml/2006/wordprocessingDrawing" xmlns:w10="urn:schemas-microsoft-com:office:word" xmlns:w="http://schemas.openxmlformats.org/wordprocessingml/2006/main" xmlns:w14="http://schemas.microsoft.com/office/word/2010/wordml" xmlns:w15="http://schemas.microsoft.com/office/word/2012/wordml" xmlns:w16cex="http://schemas.microsoft.com/office/word/2018/wordml/cex" xmlns:w16cid="http://schemas.microsoft.com/office/word/2016/wordml/cid" xmlns:w16="http://schemas.microsoft.com/office/word/2018/wordml" xmlns:w16sdtdh="http://schemas.microsoft.com/office/word/2020/wordml/sdtdatahash" xmlns:w16se="http://schemas.microsoft.com/office/word/2015/wordml/symex" xmlns:wpg="http://schemas.microsoft.com/office/word/2010/wordprocessingGroup" xmlns:wpi="http://schemas.microsoft.com/office/word/2010/wordprocessingInk" xmlns:wne="http://schemas.microsoft.com/office/word/2006/wordml" xmlns:wps="http://schemas.microsoft.com/office/word/2010/wordprocessingShape" mc:Ignorable="w14 w15 w16se w16cid w16 w16cex w16sdtdh wp14">
+<w:footnotes xmlns:wpc="http://schemas.microsoft.com/office/word/2010/wordprocessingCanvas" xmlns:cx="http://schemas.microsoft.com/office/drawing/2014/chartex" xmlns:cx1="http://schemas.microsoft.com/office/drawing/2015/9/8/chartex" xmlns:cx2="http://schemas.microsoft.com/office/drawing/2015/10/21/chartex" xmlns:cx3="http://schemas.microsoft.com/office/drawing/2016/5/9/chartex" xmlns:cx4="http://schemas.microsoft.com/office/drawing/2016/5/10/chartex" xmlns:cx5="http://schemas.microsoft.com/office/drawing/2016/5/11/chartex" xmlns:cx6="http://schemas.microsoft.com/office/drawing/2016/5/12/chartex" xmlns:cx7="http://schemas.microsoft.com/office/drawing/2016/5/13/chartex" xmlns:cx8="http://schemas.microsoft.com/office/drawing/2016/5/14/chartex" xmlns:mc="http://schemas.openxmlformats.org/markup-compatibility/2006" xmlns:aink="http://schemas.microsoft.com/office/drawing/2016/ink" xmlns:am3d="http://schemas.microsoft.com/office/drawing/2017/model3d" xmlns:o="urn:schemas-microsoft-com:office:office" xmlns:oel="http://schemas.microsoft.com/office/2019/extlst" xmlns:r="http://schemas.openxmlformats.org/officeDocument/2006/relationships" xmlns:m="http://schemas.openxmlformats.org/officeDocument/2006/math" xmlns:v="urn:schemas-microsoft-com:vml" xmlns:wp14="http://schemas.microsoft.com/office/word/2010/wordprocessingDrawing" xmlns:wp="http://schemas.openxmlformats.org/drawingml/2006/wordprocessingDrawing" xmlns:w10="urn:schemas-microsoft-com:office:word" xmlns:w="http://schemas.openxmlformats.org/wordprocessingml/2006/main" xmlns:w14="http://schemas.microsoft.com/office/word/2010/wordml" xmlns:w15="http://schemas.microsoft.com/office/word/2012/wordml" xmlns:w16cex="http://schemas.microsoft.com/office/word/2018/wordml/cex" xmlns:w16cid="http://schemas.microsoft.com/office/word/2016/wordml/cid" xmlns:w16="http://schemas.microsoft.com/office/word/2018/wordml" xmlns:w16du="http://schemas.microsoft.com/office/word/2023/wordml/word16du" xmlns:w16sdtdh="http://schemas.microsoft.com/office/word/2020/wordml/sdtdatahash" xmlns:w16sdtfl="http://schemas.microsoft.com/office/word/2024/wordml/sdtformatlock" xmlns:w16se="http://schemas.microsoft.com/office/word/2015/wordml/symex" xmlns:wpg="http://schemas.microsoft.com/office/word/2010/wordprocessingGroup" xmlns:wpi="http://schemas.microsoft.com/office/word/2010/wordprocessingInk" xmlns:wne="http://schemas.microsoft.com/office/word/2006/wordml" xmlns:wps="http://schemas.microsoft.com/office/word/2010/wordprocessingShape" mc:Ignorable="w14 w15 w16se w16cid w16 w16cex w16sdtdh w16sdtfl w16du wp14">
   <w:footnote w:type="separator" w:id="-1">
     <w:p>
       <w:pPr>
@@ -469,7 +562,7 @@
 </file>
 
 <file path=word/header1.xml><?xml version="1.0" encoding="utf-8"?>
-<w:hdr xmlns:wpc="http://schemas.microsoft.com/office/word/2010/wordprocessingCanvas" xmlns:cx="http://schemas.microsoft.com/office/drawing/2014/chartex" xmlns:cx1="http://schemas.microsoft.com/office/drawing/2015/9/8/chartex" xmlns:cx2="http://schemas.microsoft.com/office/drawing/2015/10/21/chartex" xmlns:cx3="http://schemas.microsoft.com/office/drawing/2016/5/9/chartex" xmlns:cx4="http://schemas.microsoft.com/office/drawing/2016/5/10/chartex" xmlns:cx5="http://schemas.microsoft.com/office/drawing/2016/5/11/chartex" xmlns:cx6="http://schemas.microsoft.com/office/drawing/2016/5/12/chartex" xmlns:cx7="http://schemas.microsoft.com/office/drawing/2016/5/13/chartex" xmlns:cx8="http://schemas.microsoft.com/office/drawing/2016/5/14/chartex" xmlns:mc="http://schemas.openxmlformats.org/markup-compatibility/2006" xmlns:aink="http://schemas.microsoft.com/office/drawing/2016/ink" xmlns:am3d="http://schemas.microsoft.com/office/drawing/2017/model3d" xmlns:o="urn:schemas-microsoft-com:office:office" xmlns:oel="http://schemas.microsoft.com/office/2019/extlst" xmlns:r="http://schemas.openxmlformats.org/officeDocument/2006/relationships" xmlns:m="http://schemas.openxmlformats.org/officeDocument/2006/math" xmlns:v="urn:schemas-microsoft-com:vml" xmlns:wp14="http://schemas.microsoft.com/office/word/2010/wordprocessingDrawing" xmlns:wp="http://schemas.openxmlformats.org/drawingml/2006/wordprocessingDrawing" xmlns:w10="urn:schemas-microsoft-com:office:word" xmlns:w="http://schemas.openxmlformats.org/wordprocessingml/2006/main" xmlns:w14="http://schemas.microsoft.com/office/word/2010/wordml" xmlns:w15="http://schemas.microsoft.com/office/word/2012/wordml" xmlns:w16cex="http://schemas.microsoft.com/office/word/2018/wordml/cex" xmlns:w16cid="http://schemas.microsoft.com/office/word/2016/wordml/cid" xmlns:w16="http://schemas.microsoft.com/office/word/2018/wordml" xmlns:w16sdtdh="http://schemas.microsoft.com/office/word/2020/wordml/sdtdatahash" xmlns:w16se="http://schemas.microsoft.com/office/word/2015/wordml/symex" xmlns:wpg="http://schemas.microsoft.com/office/word/2010/wordprocessingGroup" xmlns:wpi="http://schemas.microsoft.com/office/word/2010/wordprocessingInk" xmlns:wne="http://schemas.microsoft.com/office/word/2006/wordml" xmlns:wps="http://schemas.microsoft.com/office/word/2010/wordprocessingShape" mc:Ignorable="w14 w15 w16se w16cid w16 w16cex w16sdtdh wp14">
+<w:hdr xmlns:wpc="http://schemas.microsoft.com/office/word/2010/wordprocessingCanvas" xmlns:cx="http://schemas.microsoft.com/office/drawing/2014/chartex" xmlns:cx1="http://schemas.microsoft.com/office/drawing/2015/9/8/chartex" xmlns:cx2="http://schemas.microsoft.com/office/drawing/2015/10/21/chartex" xmlns:cx3="http://schemas.microsoft.com/office/drawing/2016/5/9/chartex" xmlns:cx4="http://schemas.microsoft.com/office/drawing/2016/5/10/chartex" xmlns:cx5="http://schemas.microsoft.com/office/drawing/2016/5/11/chartex" xmlns:cx6="http://schemas.microsoft.com/office/drawing/2016/5/12/chartex" xmlns:cx7="http://schemas.microsoft.com/office/drawing/2016/5/13/chartex" xmlns:cx8="http://schemas.microsoft.com/office/drawing/2016/5/14/chartex" xmlns:mc="http://schemas.openxmlformats.org/markup-compatibility/2006" xmlns:aink="http://schemas.microsoft.com/office/drawing/2016/ink" xmlns:am3d="http://schemas.microsoft.com/office/drawing/2017/model3d" xmlns:o="urn:schemas-microsoft-com:office:office" xmlns:oel="http://schemas.microsoft.com/office/2019/extlst" xmlns:r="http://schemas.openxmlformats.org/officeDocument/2006/relationships" xmlns:m="http://schemas.openxmlformats.org/officeDocument/2006/math" xmlns:v="urn:schemas-microsoft-com:vml" xmlns:wp14="http://schemas.microsoft.com/office/word/2010/wordprocessingDrawing" xmlns:wp="http://schemas.openxmlformats.org/drawingml/2006/wordprocessingDrawing" xmlns:w10="urn:schemas-microsoft-com:office:word" xmlns:w="http://schemas.openxmlformats.org/wordprocessingml/2006/main" xmlns:w14="http://schemas.microsoft.com/office/word/2010/wordml" xmlns:w15="http://schemas.microsoft.com/office/word/2012/wordml" xmlns:w16cex="http://schemas.microsoft.com/office/word/2018/wordml/cex" xmlns:w16cid="http://schemas.microsoft.com/office/word/2016/wordml/cid" xmlns:w16="http://schemas.microsoft.com/office/word/2018/wordml" xmlns:w16du="http://schemas.microsoft.com/office/word/2023/wordml/word16du" xmlns:w16sdtdh="http://schemas.microsoft.com/office/word/2020/wordml/sdtdatahash" xmlns:w16sdtfl="http://schemas.microsoft.com/office/word/2024/wordml/sdtformatlock" xmlns:w16se="http://schemas.microsoft.com/office/word/2015/wordml/symex" xmlns:wpg="http://schemas.microsoft.com/office/word/2010/wordprocessingGroup" xmlns:wpi="http://schemas.microsoft.com/office/word/2010/wordprocessingInk" xmlns:wne="http://schemas.microsoft.com/office/word/2006/wordml" xmlns:wps="http://schemas.microsoft.com/office/word/2010/wordprocessingShape" mc:Ignorable="w14 w15 w16se w16cid w16 w16cex w16sdtdh w16sdtfl w16du wp14">
   <w:p>
     <w:pPr>
       <w:pStyle w:val="Header"/>
@@ -479,7 +572,7 @@
 </file>
 
 <file path=word/header2.xml><?xml version="1.0" encoding="utf-8"?>
-<w:hdr xmlns:wpc="http://schemas.microsoft.com/office/word/2010/wordprocessingCanvas" xmlns:cx="http://schemas.microsoft.com/office/drawing/2014/chartex" xmlns:cx1="http://schemas.microsoft.com/office/drawing/2015/9/8/chartex" xmlns:cx2="http://schemas.microsoft.com/office/drawing/2015/10/21/chartex" xmlns:cx3="http://schemas.microsoft.com/office/drawing/2016/5/9/chartex" xmlns:cx4="http://schemas.microsoft.com/office/drawing/2016/5/10/chartex" xmlns:cx5="http://schemas.microsoft.com/office/drawing/2016/5/11/chartex" xmlns:cx6="http://schemas.microsoft.com/office/drawing/2016/5/12/chartex" xmlns:cx7="http://schemas.microsoft.com/office/drawing/2016/5/13/chartex" xmlns:cx8="http://schemas.microsoft.com/office/drawing/2016/5/14/chartex" xmlns:mc="http://schemas.openxmlformats.org/markup-compatibility/2006" xmlns:aink="http://schemas.microsoft.com/office/drawing/2016/ink" xmlns:am3d="http://schemas.microsoft.com/office/drawing/2017/model3d" xmlns:o="urn:schemas-microsoft-com:office:office" xmlns:oel="http://schemas.microsoft.com/office/2019/extlst" xmlns:r="http://schemas.openxmlformats.org/officeDocument/2006/relationships" xmlns:m="http://schemas.openxmlformats.org/officeDocument/2006/math" xmlns:v="urn:schemas-microsoft-com:vml" xmlns:wp14="http://schemas.microsoft.com/office/word/2010/wordprocessingDrawing" xmlns:wp="http://schemas.openxmlformats.org/drawingml/2006/wordprocessingDrawing" xmlns:w10="urn:schemas-microsoft-com:office:word" xmlns:w="http://schemas.openxmlformats.org/wordprocessingml/2006/main" xmlns:w14="http://schemas.microsoft.com/office/word/2010/wordml" xmlns:w15="http://schemas.microsoft.com/office/word/2012/wordml" xmlns:w16cex="http://schemas.microsoft.com/office/word/2018/wordml/cex" xmlns:w16cid="http://schemas.microsoft.com/office/word/2016/wordml/cid" xmlns:w16="http://schemas.microsoft.com/office/word/2018/wordml" xmlns:w16sdtdh="http://schemas.microsoft.com/office/word/2020/wordml/sdtdatahash" xmlns:w16se="http://schemas.microsoft.com/office/word/2015/wordml/symex" xmlns:wpg="http://schemas.microsoft.com/office/word/2010/wordprocessingGroup" xmlns:wpi="http://schemas.microsoft.com/office/word/2010/wordprocessingInk" xmlns:wne="http://schemas.microsoft.com/office/word/2006/wordml" xmlns:wps="http://schemas.microsoft.com/office/word/2010/wordprocessingShape" mc:Ignorable="w14 w15 w16se w16cid w16 w16cex w16sdtdh wp14">
+<w:hdr xmlns:wpc="http://schemas.microsoft.com/office/word/2010/wordprocessingCanvas" xmlns:cx="http://schemas.microsoft.com/office/drawing/2014/chartex" xmlns:cx1="http://schemas.microsoft.com/office/drawing/2015/9/8/chartex" xmlns:cx2="http://schemas.microsoft.com/office/drawing/2015/10/21/chartex" xmlns:cx3="http://schemas.microsoft.com/office/drawing/2016/5/9/chartex" xmlns:cx4="http://schemas.microsoft.com/office/drawing/2016/5/10/chartex" xmlns:cx5="http://schemas.microsoft.com/office/drawing/2016/5/11/chartex" xmlns:cx6="http://schemas.microsoft.com/office/drawing/2016/5/12/chartex" xmlns:cx7="http://schemas.microsoft.com/office/drawing/2016/5/13/chartex" xmlns:cx8="http://schemas.microsoft.com/office/drawing/2016/5/14/chartex" xmlns:mc="http://schemas.openxmlformats.org/markup-compatibility/2006" xmlns:aink="http://schemas.microsoft.com/office/drawing/2016/ink" xmlns:am3d="http://schemas.microsoft.com/office/drawing/2017/model3d" xmlns:o="urn:schemas-microsoft-com:office:office" xmlns:oel="http://schemas.microsoft.com/office/2019/extlst" xmlns:r="http://schemas.openxmlformats.org/officeDocument/2006/relationships" xmlns:m="http://schemas.openxmlformats.org/officeDocument/2006/math" xmlns:v="urn:schemas-microsoft-com:vml" xmlns:wp14="http://schemas.microsoft.com/office/word/2010/wordprocessingDrawing" xmlns:wp="http://schemas.openxmlformats.org/drawingml/2006/wordprocessingDrawing" xmlns:w10="urn:schemas-microsoft-com:office:word" xmlns:w="http://schemas.openxmlformats.org/wordprocessingml/2006/main" xmlns:w14="http://schemas.microsoft.com/office/word/2010/wordml" xmlns:w15="http://schemas.microsoft.com/office/word/2012/wordml" xmlns:w16cex="http://schemas.microsoft.com/office/word/2018/wordml/cex" xmlns:w16cid="http://schemas.microsoft.com/office/word/2016/wordml/cid" xmlns:w16="http://schemas.microsoft.com/office/word/2018/wordml" xmlns:w16du="http://schemas.microsoft.com/office/word/2023/wordml/word16du" xmlns:w16sdtdh="http://schemas.microsoft.com/office/word/2020/wordml/sdtdatahash" xmlns:w16sdtfl="http://schemas.microsoft.com/office/word/2024/wordml/sdtformatlock" xmlns:w16se="http://schemas.microsoft.com/office/word/2015/wordml/symex" xmlns:wpg="http://schemas.microsoft.com/office/word/2010/wordprocessingGroup" xmlns:wpi="http://schemas.microsoft.com/office/word/2010/wordprocessingInk" xmlns:wne="http://schemas.microsoft.com/office/word/2006/wordml" xmlns:wps="http://schemas.microsoft.com/office/word/2010/wordprocessingShape" mc:Ignorable="w14 w15 w16se w16cid w16 w16cex w16sdtdh w16sdtfl w16du wp14">
   <w:p>
     <w:pPr>
       <w:pStyle w:val="Header"/>
@@ -490,7 +583,7 @@
 </file>
 
 <file path=word/header3.xml><?xml version="1.0" encoding="utf-8"?>
-<w:hdr xmlns:wpc="http://schemas.microsoft.com/office/word/2010/wordprocessingCanvas" xmlns:cx="http://schemas.microsoft.com/office/drawing/2014/chartex" xmlns:cx1="http://schemas.microsoft.com/office/drawing/2015/9/8/chartex" xmlns:cx2="http://schemas.microsoft.com/office/drawing/2015/10/21/chartex" xmlns:cx3="http://schemas.microsoft.com/office/drawing/2016/5/9/chartex" xmlns:cx4="http://schemas.microsoft.com/office/drawing/2016/5/10/chartex" xmlns:cx5="http://schemas.microsoft.com/office/drawing/2016/5/11/chartex" xmlns:cx6="http://schemas.microsoft.com/office/drawing/2016/5/12/chartex" xmlns:cx7="http://schemas.microsoft.com/office/drawing/2016/5/13/chartex" xmlns:cx8="http://schemas.microsoft.com/office/drawing/2016/5/14/chartex" xmlns:mc="http://schemas.openxmlformats.org/markup-compatibility/2006" xmlns:aink="http://schemas.microsoft.com/office/drawing/2016/ink" xmlns:am3d="http://schemas.microsoft.com/office/drawing/2017/model3d" xmlns:o="urn:schemas-microsoft-com:office:office" xmlns:oel="http://schemas.microsoft.com/office/2019/extlst" xmlns:r="http://schemas.openxmlformats.org/officeDocument/2006/relationships" xmlns:m="http://schemas.openxmlformats.org/officeDocument/2006/math" xmlns:v="urn:schemas-microsoft-com:vml" xmlns:wp14="http://schemas.microsoft.com/office/word/2010/wordprocessingDrawing" xmlns:wp="http://schemas.openxmlformats.org/drawingml/2006/wordprocessingDrawing" xmlns:w10="urn:schemas-microsoft-com:office:word" xmlns:w="http://schemas.openxmlformats.org/wordprocessingml/2006/main" xmlns:w14="http://schemas.microsoft.com/office/word/2010/wordml" xmlns:w15="http://schemas.microsoft.com/office/word/2012/wordml" xmlns:w16cex="http://schemas.microsoft.com/office/word/2018/wordml/cex" xmlns:w16cid="http://schemas.microsoft.com/office/word/2016/wordml/cid" xmlns:w16="http://schemas.microsoft.com/office/word/2018/wordml" xmlns:w16sdtdh="http://schemas.microsoft.com/office/word/2020/wordml/sdtdatahash" xmlns:w16se="http://schemas.microsoft.com/office/word/2015/wordml/symex" xmlns:wpg="http://schemas.microsoft.com/office/word/2010/wordprocessingGroup" xmlns:wpi="http://schemas.microsoft.com/office/word/2010/wordprocessingInk" xmlns:wne="http://schemas.microsoft.com/office/word/2006/wordml" xmlns:wps="http://schemas.microsoft.com/office/word/2010/wordprocessingShape" mc:Ignorable="w14 w15 w16se w16cid w16 w16cex w16sdtdh wp14">
+<w:hdr xmlns:wpc="http://schemas.microsoft.com/office/word/2010/wordprocessingCanvas" xmlns:cx="http://schemas.microsoft.com/office/drawing/2014/chartex" xmlns:cx1="http://schemas.microsoft.com/office/drawing/2015/9/8/chartex" xmlns:cx2="http://schemas.microsoft.com/office/drawing/2015/10/21/chartex" xmlns:cx3="http://schemas.microsoft.com/office/drawing/2016/5/9/chartex" xmlns:cx4="http://schemas.microsoft.com/office/drawing/2016/5/10/chartex" xmlns:cx5="http://schemas.microsoft.com/office/drawing/2016/5/11/chartex" xmlns:cx6="http://schemas.microsoft.com/office/drawing/2016/5/12/chartex" xmlns:cx7="http://schemas.microsoft.com/office/drawing/2016/5/13/chartex" xmlns:cx8="http://schemas.microsoft.com/office/drawing/2016/5/14/chartex" xmlns:mc="http://schemas.openxmlformats.org/markup-compatibility/2006" xmlns:aink="http://schemas.microsoft.com/office/drawing/2016/ink" xmlns:am3d="http://schemas.microsoft.com/office/drawing/2017/model3d" xmlns:o="urn:schemas-microsoft-com:office:office" xmlns:oel="http://schemas.microsoft.com/office/2019/extlst" xmlns:r="http://schemas.openxmlformats.org/officeDocument/2006/relationships" xmlns:m="http://schemas.openxmlformats.org/officeDocument/2006/math" xmlns:v="urn:schemas-microsoft-com:vml" xmlns:wp14="http://schemas.microsoft.com/office/word/2010/wordprocessingDrawing" xmlns:wp="http://schemas.openxmlformats.org/drawingml/2006/wordprocessingDrawing" xmlns:w10="urn:schemas-microsoft-com:office:word" xmlns:w="http://schemas.openxmlformats.org/wordprocessingml/2006/main" xmlns:w14="http://schemas.microsoft.com/office/word/2010/wordml" xmlns:w15="http://schemas.microsoft.com/office/word/2012/wordml" xmlns:w16cex="http://schemas.microsoft.com/office/word/2018/wordml/cex" xmlns:w16cid="http://schemas.microsoft.com/office/word/2016/wordml/cid" xmlns:w16="http://schemas.microsoft.com/office/word/2018/wordml" xmlns:w16du="http://schemas.microsoft.com/office/word/2023/wordml/word16du" xmlns:w16sdtdh="http://schemas.microsoft.com/office/word/2020/wordml/sdtdatahash" xmlns:w16sdtfl="http://schemas.microsoft.com/office/word/2024/wordml/sdtformatlock" xmlns:w16se="http://schemas.microsoft.com/office/word/2015/wordml/symex" xmlns:wpg="http://schemas.microsoft.com/office/word/2010/wordprocessingGroup" xmlns:wpi="http://schemas.microsoft.com/office/word/2010/wordprocessingInk" xmlns:wne="http://schemas.microsoft.com/office/word/2006/wordml" xmlns:wps="http://schemas.microsoft.com/office/word/2010/wordprocessingShape" mc:Ignorable="w14 w15 w16se w16cid w16 w16cex w16sdtdh w16sdtfl w16du wp14">
   <w:p>
     <w:pPr>
       <w:pStyle w:val="Header"/>
@@ -499,7 +592,7 @@
     <w:r>
       <w:tab/>
       <w:tab/>
-      <w:t>2026-06-17</w:t>
+      <w:t>2026-06-18</w:t>
       <w:br/>
       <w:br/>
     </w:r>
@@ -512,7 +605,7 @@
 </file>
 
 <file path=word/numbering.xml><?xml version="1.0" encoding="utf-8"?>
-<w:numbering xmlns:wpc="http://schemas.microsoft.com/office/word/2010/wordprocessingCanvas" xmlns:cx="http://schemas.microsoft.com/office/drawing/2014/chartex" xmlns:cx1="http://schemas.microsoft.com/office/drawing/2015/9/8/chartex" xmlns:cx2="http://schemas.microsoft.com/office/drawing/2015/10/21/chartex" xmlns:cx3="http://schemas.microsoft.com/office/drawing/2016/5/9/chartex" xmlns:cx4="http://schemas.microsoft.com/office/drawing/2016/5/10/chartex" xmlns:cx5="http://schemas.microsoft.com/office/drawing/2016/5/11/chartex" xmlns:cx6="http://schemas.microsoft.com/office/drawing/2016/5/12/chartex" xmlns:cx7="http://schemas.microsoft.com/office/drawing/2016/5/13/chartex" xmlns:cx8="http://schemas.microsoft.com/office/drawing/2016/5/14/chartex" xmlns:mc="http://schemas.openxmlformats.org/markup-compatibility/2006" xmlns:aink="http://schemas.microsoft.com/office/drawing/2016/ink" xmlns:am3d="http://schemas.microsoft.com/office/drawing/2017/model3d" xmlns:o="urn:schemas-microsoft-com:office:office" xmlns:oel="http://schemas.microsoft.com/office/2019/extlst" xmlns:r="http://schemas.openxmlformats.org/officeDocument/2006/relationships" xmlns:m="http://schemas.openxmlformats.org/officeDocument/2006/math" xmlns:v="urn:schemas-microsoft-com:vml" xmlns:wp14="http://schemas.microsoft.com/office/word/2010/wordprocessingDrawing" xmlns:wp="http://schemas.openxmlformats.org/drawingml/2006/wordprocessingDrawing" xmlns:w10="urn:schemas-microsoft-com:office:word" xmlns:w="http://schemas.openxmlformats.org/wordprocessingml/2006/main" xmlns:w14="http://schemas.microsoft.com/office/word/2010/wordml" xmlns:w15="http://schemas.microsoft.com/office/word/2012/wordml" xmlns:w16cex="http://schemas.microsoft.com/office/word/2018/wordml/cex" xmlns:w16cid="http://schemas.microsoft.com/office/word/2016/wordml/cid" xmlns:w16="http://schemas.microsoft.com/office/word/2018/wordml" xmlns:w16sdtdh="http://schemas.microsoft.com/office/word/2020/wordml/sdtdatahash" xmlns:w16se="http://schemas.microsoft.com/office/word/2015/wordml/symex" xmlns:wpg="http://schemas.microsoft.com/office/word/2010/wordprocessingGroup" xmlns:wpi="http://schemas.microsoft.com/office/word/2010/wordprocessingInk" xmlns:wne="http://schemas.microsoft.com/office/word/2006/wordml" xmlns:wps="http://schemas.microsoft.com/office/word/2010/wordprocessingShape" mc:Ignorable="w14 w15 w16se w16cid w16 w16cex w16sdtdh wp14">
+<w:numbering xmlns:wpc="http://schemas.microsoft.com/office/word/2010/wordprocessingCanvas" xmlns:cx="http://schemas.microsoft.com/office/drawing/2014/chartex" xmlns:cx1="http://schemas.microsoft.com/office/drawing/2015/9/8/chartex" xmlns:cx2="http://schemas.microsoft.com/office/drawing/2015/10/21/chartex" xmlns:cx3="http://schemas.microsoft.com/office/drawing/2016/5/9/chartex" xmlns:cx4="http://schemas.microsoft.com/office/drawing/2016/5/10/chartex" xmlns:cx5="http://schemas.microsoft.com/office/drawing/2016/5/11/chartex" xmlns:cx6="http://schemas.microsoft.com/office/drawing/2016/5/12/chartex" xmlns:cx7="http://schemas.microsoft.com/office/drawing/2016/5/13/chartex" xmlns:cx8="http://schemas.microsoft.com/office/drawing/2016/5/14/chartex" xmlns:mc="http://schemas.openxmlformats.org/markup-compatibility/2006" xmlns:aink="http://schemas.microsoft.com/office/drawing/2016/ink" xmlns:am3d="http://schemas.microsoft.com/office/drawing/2017/model3d" xmlns:o="urn:schemas-microsoft-com:office:office" xmlns:oel="http://schemas.microsoft.com/office/2019/extlst" xmlns:r="http://schemas.openxmlformats.org/officeDocument/2006/relationships" xmlns:m="http://schemas.openxmlformats.org/officeDocument/2006/math" xmlns:v="urn:schemas-microsoft-com:vml" xmlns:wp14="http://schemas.microsoft.com/office/word/2010/wordprocessingDrawing" xmlns:wp="http://schemas.openxmlformats.org/drawingml/2006/wordprocessingDrawing" xmlns:w10="urn:schemas-microsoft-com:office:word" xmlns:w="http://schemas.openxmlformats.org/wordprocessingml/2006/main" xmlns:w14="http://schemas.microsoft.com/office/word/2010/wordml" xmlns:w15="http://schemas.microsoft.com/office/word/2012/wordml" xmlns:w16cex="http://schemas.microsoft.com/office/word/2018/wordml/cex" xmlns:w16cid="http://schemas.microsoft.com/office/word/2016/wordml/cid" xmlns:w16="http://schemas.microsoft.com/office/word/2018/wordml" xmlns:w16du="http://schemas.microsoft.com/office/word/2023/wordml/word16du" xmlns:w16sdtdh="http://schemas.microsoft.com/office/word/2020/wordml/sdtdatahash" xmlns:w16sdtfl="http://schemas.microsoft.com/office/word/2024/wordml/sdtformatlock" xmlns:w16se="http://schemas.microsoft.com/office/word/2015/wordml/symex" xmlns:wpg="http://schemas.microsoft.com/office/word/2010/wordprocessingGroup" xmlns:wpi="http://schemas.microsoft.com/office/word/2010/wordprocessingInk" xmlns:wne="http://schemas.microsoft.com/office/word/2006/wordml" xmlns:wps="http://schemas.microsoft.com/office/word/2010/wordprocessingShape" mc:Ignorable="w14 w15 w16se w16cid w16 w16cex w16sdtdh w16sdtfl w16du wp14">
   <w:abstractNum w:abstractNumId="0" w15:restartNumberingAfterBreak="0">
     <w:nsid w:val="FFFFFF7C"/>
     <w:multiLevelType w:val="singleLevel"/>
@@ -715,7 +808,7 @@
 </file>
 
 <file path=word/styles.xml><?xml version="1.0" encoding="utf-8"?>
-<w:styles xmlns:mc="http://schemas.openxmlformats.org/markup-compatibility/2006" xmlns:r="http://schemas.openxmlformats.org/officeDocument/2006/relationships" xmlns:w="http://schemas.openxmlformats.org/wordprocessingml/2006/main" xmlns:w14="http://schemas.microsoft.com/office/word/2010/wordml" xmlns:w15="http://schemas.microsoft.com/office/word/2012/wordml" xmlns:w16cex="http://schemas.microsoft.com/office/word/2018/wordml/cex" xmlns:w16cid="http://schemas.microsoft.com/office/word/2016/wordml/cid" xmlns:w16="http://schemas.microsoft.com/office/word/2018/wordml" xmlns:w16sdtdh="http://schemas.microsoft.com/office/word/2020/wordml/sdtdatahash" xmlns:w16se="http://schemas.microsoft.com/office/word/2015/wordml/symex" mc:Ignorable="w14 w15 w16se w16cid w16 w16cex w16sdtdh">
+<w:styles xmlns:mc="http://schemas.openxmlformats.org/markup-compatibility/2006" xmlns:r="http://schemas.openxmlformats.org/officeDocument/2006/relationships" xmlns:w="http://schemas.openxmlformats.org/wordprocessingml/2006/main" xmlns:w14="http://schemas.microsoft.com/office/word/2010/wordml" xmlns:w15="http://schemas.microsoft.com/office/word/2012/wordml" xmlns:w16cex="http://schemas.microsoft.com/office/word/2018/wordml/cex" xmlns:w16cid="http://schemas.microsoft.com/office/word/2016/wordml/cid" xmlns:w16="http://schemas.microsoft.com/office/word/2018/wordml" xmlns:w16du="http://schemas.microsoft.com/office/word/2023/wordml/word16du" xmlns:w16sdtdh="http://schemas.microsoft.com/office/word/2020/wordml/sdtdatahash" xmlns:w16sdtfl="http://schemas.microsoft.com/office/word/2024/wordml/sdtformatlock" xmlns:w16se="http://schemas.microsoft.com/office/word/2015/wordml/symex" mc:Ignorable="w14 w15 w16se w16cid w16 w16cex w16sdtdh w16sdtfl w16du">
   <w:docDefaults>
     <w:rPrDefault>
       <w:rPr>
@@ -1473,7 +1566,7 @@
     <w:link w:val="TitleChar"/>
     <w:uiPriority w:val="10"/>
     <w:qFormat/>
-    <w:rsid w:val="007106C8"/>
+    <w:rsid w:val="00E854FA"/>
     <w:pPr>
       <w:spacing w:after="300" w:line="240" w:lineRule="auto"/>
       <w:contextualSpacing/>
@@ -1483,7 +1576,7 @@
       <w:rFonts w:eastAsiaTheme="majorEastAsia" w:cstheme="majorBidi"/>
       <w:spacing w:val="5"/>
       <w:kern w:val="28"/>
-      <w:sz w:val="52"/>
+      <w:sz w:val="40"/>
       <w:szCs w:val="52"/>
       <w:lang w:val="sv-SE" w:eastAsia="en-US" w:bidi="ar-SA"/>
     </w:rPr>
@@ -1493,12 +1586,12 @@
     <w:basedOn w:val="DefaultParagraphFont"/>
     <w:link w:val="Title"/>
     <w:uiPriority w:val="10"/>
-    <w:rsid w:val="007106C8"/>
+    <w:rsid w:val="00E854FA"/>
     <w:rPr>
       <w:rFonts w:ascii="Times New Roman" w:eastAsiaTheme="majorEastAsia" w:hAnsi="Times New Roman" w:cstheme="majorBidi"/>
       <w:spacing w:val="5"/>
       <w:kern w:val="28"/>
-      <w:sz w:val="52"/>
+      <w:sz w:val="40"/>
       <w:szCs w:val="52"/>
       <w:lang w:val="sv-SE" w:eastAsia="en-US" w:bidi="ar-SA"/>
     </w:rPr>

--- a/tillsyn/A 12193-2026 tillsynsbegäran.docx
+++ b/tillsyn/A 12193-2026 tillsynsbegäran.docx
@@ -592,7 +592,7 @@
     <w:r>
       <w:tab/>
       <w:tab/>
-      <w:t>2026-06-18</w:t>
+      <w:t>2026-06-19</w:t>
       <w:br/>
       <w:br/>
     </w:r>

--- a/tillsyn/A 12193-2026 tillsynsbegäran.docx
+++ b/tillsyn/A 12193-2026 tillsynsbegäran.docx
@@ -592,7 +592,7 @@
     <w:r>
       <w:tab/>
       <w:tab/>
-      <w:t>2026-06-19</w:t>
+      <w:t>2026-06-20</w:t>
       <w:br/>
       <w:br/>
     </w:r>

--- a/tillsyn/A 12193-2026 tillsynsbegäran.docx
+++ b/tillsyn/A 12193-2026 tillsynsbegäran.docx
@@ -12,10 +12,7 @@
     </w:p>
     <w:p>
       <w:r>
-        <w:t>Detta dokument behandlar höga naturvärden i avverkningsanmälan A 12193-2026 i Sandvikens kommun som inkom 2026-03-05 och omfattar 1,7 ha.</w:t>
-      </w:r>
-      <w:r>
-        <w:t xml:space="preserve"> I Figur 1 visas fyndplatser för naturvårdsarter i området, som finns registrerade på Artportalen.</w:t>
+        <w:t>Denna tillsynsbegäran behandlar höga naturvärden i avverkningsanmälan A 12193-2026 i Sandvikens kommun som inkom 2026-03-05 och omfattar 1,7 ha.</w:t>
       </w:r>
     </w:p>
     <w:p>
@@ -63,7 +60,20 @@
         <w:spacing w:after="240"/>
       </w:pPr>
       <w:r>
-        <w:t>Figur 1. Fyndplatser för naturvårdsarter inom 18 meter från avverkningsanmälan (röd linje). Inom parentes anges rödlistekategorier, S för signalarter, Tför typiska arter och fridlysningsparagrafer i artskyddsförordningen.Markörer utan svart kant är placerade på fyndplatsen. Markörer med svart kant är placerade vid sidan av fyndplatsen och har ett svart streck som visar fyndplatsens exakta position. Kartans mittpunktskoordinat är N 6710746, E 592072 i SWEREF 99 TM.</w:t>
+        <w:t>Figur 1. Fyndplatser för naturvårdsarter inom 18 meter från avverkningsanmälan. Markörer utan svart kant är placerade på fyndplatsen. Markörer med svart kant är placerade vid sidan av fyndplatsen har ett svart streck som visar fyndplatsens exakta position. Kartans mittpunktskoordinat är N 6710746, E 592072 i SWEREF 99 TM.</w:t>
+      </w:r>
+    </w:p>
+    <w:p>
+      <w:r>
+        <w:t>Inom 18 meter från avverkningsanmälan finns fynd av 1 naturvårdsarter, varav 1 är rödlistad, 1 är fridlyst och 1 är typisk (T): knärot (VU, T, §8). Se Figur 1.</w:t>
+      </w:r>
+    </w:p>
+    <w:p>
+      <w:pPr>
+        <w:pStyle w:val="Heading1"/>
+      </w:pPr>
+      <w:r>
+        <w:t>Tillsynsbegäran</w:t>
       </w:r>
     </w:p>
     <w:p>
@@ -77,39 +87,16 @@
       </w:r>
     </w:p>
     <w:p>
-      <w:r>
-        <w:t>Nedan beskrivs fynd av naturvårdsarter och fridlysta arter som gjorts i det avverkningsanmälda området. I BILAGA 1 finns artfakta om fridlysta arter.</w:t>
-      </w:r>
-    </w:p>
-    <w:p>
       <w:pPr>
         <w:pStyle w:val="Heading1"/>
       </w:pPr>
       <w:r>
-        <w:t>Naturvårdsarter</w:t>
+        <w:t>Naturvårdsarter och fridlysta arter</w:t>
       </w:r>
     </w:p>
     <w:p>
       <w:r>
-        <w:t>Inom 18 meter från avverkningsanmälan har följande 1 naturvårdsarter hittats: knärot (VU, T, §8). Av dessa är 1 rödlistade. För rödlistade arter har rödlistekategorin angivits inom parentes. Typiska arter inom Natura 2000 som är kopplade till skogsekosystem har markerats med (T). För fridlysta arter anges även paragrafen i Artskyddsförordningen som arten är fridlyst enligt.</w:t>
-      </w:r>
-    </w:p>
-    <w:p>
-      <w:r>
-        <w:t>De påträffade naturvårdsarterna är ett tydligt kvitto på att det rör sig om en skog med höga naturvärden.</w:t>
-      </w:r>
-    </w:p>
-    <w:p>
-      <w:pPr>
-        <w:pStyle w:val="Heading2"/>
-      </w:pPr>
-      <w:r>
-        <w:t>Fridlysta arter</w:t>
-      </w:r>
-    </w:p>
-    <w:p>
-      <w:r>
-        <w:t>Följande fridlysta arter har sina livsmiljöer och växtplatser i den avverkningsanmälda skogen: knärot (VU, T, §8).</w:t>
+        <w:t>Nedan följer beskrivningar av de naturvårdsarter och fridlysta arter som har sina livsmiljöer och växtplatser i den avverkningsanmälda skogen. Se även ytterligare artfakta i BILAGA 1. De påträffade naturvårdsarterna är ett tydligt kvitto på att det rör sig om en skog med höga naturvärden.</w:t>
       </w:r>
     </w:p>
     <w:p>
@@ -210,11 +197,6 @@
       </w:pPr>
       <w:r>
         <w:t>Figur 2. Fyndplatser och buffertzoner för knärot i det avverkningsanmälda området. Endast fyndplatser vars buffertzoner överlappar med det avverkningsanmälda området har tagits med i visualiseringen. Kartans mittpunktskoordinat är N 6710746, E 592072 i SWEREF 99 TM.</w:t>
-      </w:r>
-    </w:p>
-    <w:p>
-      <w:r>
-        <w:t>I BILAGA 1 finns mer detaljerad information om ekologi samt krav på livsmiljö hos fridlysta arter.</w:t>
       </w:r>
     </w:p>
     <w:p>
@@ -592,7 +574,7 @@
     <w:r>
       <w:tab/>
       <w:tab/>
-      <w:t>2026-06-20</w:t>
+      <w:t>2026-06-21</w:t>
       <w:br/>
       <w:br/>
     </w:r>

--- a/tillsyn/A 12193-2026 tillsynsbegäran.docx
+++ b/tillsyn/A 12193-2026 tillsynsbegäran.docx
@@ -574,7 +574,7 @@
     <w:r>
       <w:tab/>
       <w:tab/>
-      <w:t>2026-06-21</w:t>
+      <w:t>2026-06-22</w:t>
       <w:br/>
       <w:br/>
     </w:r>
